--- a/bestapply/products/immigrant-job-search-system/chapters/06-linkedin-as-visa-insurance.fa.docx
+++ b/bestapply/products/immigrant-job-search-system/chapters/06-linkedin-as-visa-insurance.fa.docx
@@ -2,7 +2,7 @@
 <file path=word/document.xml><?xml version="1.0" encoding="utf-8"?>
 <w:document xmlns:w="http://schemas.openxmlformats.org/wordprocessingml/2006/main" xmlns:m="http://schemas.openxmlformats.org/officeDocument/2006/math" xmlns:r="http://schemas.openxmlformats.org/officeDocument/2006/relationships" xmlns:o="urn:schemas-microsoft-com:office:office" xmlns:v="urn:schemas-microsoft-com:vml" xmlns:w10="urn:schemas-microsoft-com:office:word" xmlns:a="http://schemas.openxmlformats.org/drawingml/2006/main" xmlns:pic="http://schemas.openxmlformats.org/drawingml/2006/picture" xmlns:wp="http://schemas.openxmlformats.org/drawingml/2006/wordprocessingDrawing">
   <w:body>
-    <w:bookmarkStart w:id="31" w:name="فصل-۶-linkedin-بهعنوان-بیمه-ویزا"/>
+    <w:bookmarkStart w:id="37" w:name="فصل-۶-linkedin-بهعنوان-بیمه-ویزا"/>
     <w:p>
       <w:pPr>
         <w:pStyle w:val="Heading1"/>
@@ -25,7 +25,7 @@
         <w:rPr>
           <w:rtl/>
         </w:rPr>
-        <w:t xml:space="preserve">فصل ۴ و ۵ چیزی که</w:t>
+        <w:t xml:space="preserve">فصل ۴ و ۵ درست کردن چیزی رو که</w:t>
       </w:r>
       <w:r>
         <w:rPr>
@@ -51,7 +51,7 @@
         <w:rPr>
           <w:rtl/>
         </w:rPr>
-        <w:t xml:space="preserve">زدن Apply اتفاق می‌افته رو درست کردن. این فصل چیزی رو درست می‌کنه که</w:t>
+        <w:t xml:space="preserve">زدن Apply اتفاق می‌افته. این فصل چیزی رو درست می‌کنه که</w:t>
       </w:r>
       <w:r>
         <w:rPr>
@@ -127,19 +127,38 @@
         <w:rPr>
           <w:rtl/>
         </w:rPr>
-        <w:t xml:space="preserve">اکثر مهاجرین LinkedIn رو طوری تنظیم کردن که توی اون سمت سیستم نامرئی هستن.</w:t>
-      </w:r>
-    </w:p>
-    <w:p>
-      <w:pPr>
-        <w:bidi/>
-        <w:jc w:val="right"/>
-      </w:pPr>
-      <w:r>
-        <w:rPr>
-          <w:rtl/>
-        </w:rPr>
-        <w:t xml:space="preserve">اینجا درستش می‌کنیم. سه تنظیم خاص و یه section توی پروفایل، که با هم، تقریباً دو برابرش می‌کنن که چقدر توی جست‌وجوی recruiter ظاهر می‌شی. «پنجرهٔ ۱۲ ماههٔ AI» فصل ۳ اینجا مستقیم اعمال می‌شه: تا وقتی ranking AI که LinkedIn Recruiter استفاده می‌کنه هنوز روی completeness پروفایل و سیگنال‌های تمیز تکیه داره، می‌تونی معنی‌دار بالا بیای. توی ۱۸ ماه دیگه، وقتی هر مهاجری داره این کار رو می‌کنه، نمی‌تونی.</w:t>
+        <w:t xml:space="preserve">اکثر مهاجرین LinkedIn رو طوری تنظیم کردن که توی اون سمت سیستم، نامرئی هستن.</w:t>
+      </w:r>
+    </w:p>
+    <w:p>
+      <w:pPr>
+        <w:bidi/>
+        <w:jc w:val="right"/>
+      </w:pPr>
+      <w:r>
+        <w:rPr>
+          <w:rtl/>
+        </w:rPr>
+        <w:t xml:space="preserve">اینجا درستش می‌کنیم. سه تنظیم خاص و یه section توی پروفایل، که با هم، تقریباً دو برابرش می‌کنن که چقدر توی جست‌وجوی recruiter ظاهر می‌شی. «پنجرهٔ ۱۲ ماههٔ AI» فصل ۳ اینجا مستقیم اعمال می‌شه: تا وقتی ranking AI که LinkedIn Recruiter استفاده می‌کنه هنوز روی completeness</w:t>
+      </w:r>
+      <w:r>
+        <w:rPr>
+          <w:rStyle w:val="FootnoteReference"/>
+          <w:rtl/>
+        </w:rPr>
+        <w:footnoteReference w:id="20"/>
+      </w:r>
+      <w:r>
+        <w:rPr>
+          <w:rtl/>
+        </w:rPr>
+        <w:t xml:space="preserve"> </w:t>
+      </w:r>
+      <w:r>
+        <w:rPr>
+          <w:rtl/>
+        </w:rPr>
+        <w:t xml:space="preserve">پروفایل و سیگنال‌های تمیز تکیه داره، می‌تونی معنی‌دار بالا بیای. توی ۱۸ ماه دیگه، وقتی هر مهاجری داره این کار رو می‌کنه، نمی‌تونی.</w:t>
       </w:r>
     </w:p>
     <w:p>
@@ -156,7 +175,7 @@
         </w:pict>
       </w:r>
     </w:p>
-    <w:bookmarkStart w:id="20" w:name="X86faaff1cf870f500efac56d0ac65235353b768"/>
+    <w:bookmarkStart w:id="24" w:name="X86faaff1cf870f500efac56d0ac65235353b768"/>
     <w:p>
       <w:pPr>
         <w:pStyle w:val="Heading2"/>
@@ -482,7 +501,26 @@
               <w:rPr>
                 <w:rtl/>
               </w:rPr>
-              <w:t xml:space="preserve">بنر عمومی، به کارفرمای فعلیت سیگنال می‌ده؛ روی یه permit closed-ended نمی‌تونی این ریسک رو کنی.</w:t>
+              <w:t xml:space="preserve">بنر عمومی، به کارفرمای فعلیت سیگنال می‌ده؛ روی یه permit closed-ended</w:t>
+            </w:r>
+            <w:r>
+              <w:rPr>
+                <w:rStyle w:val="FootnoteReference"/>
+                <w:rtl/>
+              </w:rPr>
+              <w:footnoteReference w:id="21"/>
+            </w:r>
+            <w:r>
+              <w:rPr>
+                <w:rtl/>
+              </w:rPr>
+              <w:t xml:space="preserve"> </w:t>
+            </w:r>
+            <w:r>
+              <w:rPr>
+                <w:rtl/>
+              </w:rPr>
+              <w:t xml:space="preserve">نمی‌تونی این ریسک رو کنی.</w:t>
             </w:r>
           </w:p>
         </w:tc>
@@ -532,7 +570,40 @@
               <w:rPr>
                 <w:rtl/>
               </w:rPr>
-              <w:t xml:space="preserve">همون منطق. ضمناً بعضی کارفرمای آمریکایی endorsement تمدید training رو پس می‌گیرن اگه بنر رو ببینن.</w:t>
+              <w:t xml:space="preserve">همون منطق. ضمناً کارفرمای فعلیت</w:t>
+            </w:r>
+            <w:r>
+              <w:rPr>
+                <w:rtl/>
+              </w:rPr>
+              <w:t xml:space="preserve"> </w:t>
+            </w:r>
+            <w:r>
+              <w:rPr>
+                <w:rtl/>
+                <w:bCs/>
+                <w:b/>
+              </w:rPr>
+              <w:t xml:space="preserve">I-983</w:t>
+            </w:r>
+            <w:r>
+              <w:rPr>
+                <w:rStyle w:val="FootnoteReference"/>
+                <w:rtl/>
+              </w:rPr>
+              <w:footnoteReference w:id="22"/>
+            </w:r>
+            <w:r>
+              <w:rPr>
+                <w:rtl/>
+              </w:rPr>
+              <w:t xml:space="preserve"> </w:t>
+            </w:r>
+            <w:r>
+              <w:rPr>
+                <w:rtl/>
+              </w:rPr>
+              <w:t xml:space="preserve">(STEM training plan) رو امضا کرده و به ادامهٔ کارت تعهد داده؛ دیدن بنر عمومی می‌تونه رابطه رو خراب کنه و تمدید STEM ت رو به خطر بندازه.</w:t>
             </w:r>
           </w:p>
         </w:tc>
@@ -658,7 +729,26 @@
               <w:rPr>
                 <w:rtl/>
               </w:rPr>
-              <w:t xml:space="preserve">plausible deniability با کارفرمای فعلی حفظ می‌شه.</w:t>
+              <w:t xml:space="preserve">plausible deniability</w:t>
+            </w:r>
+            <w:r>
+              <w:rPr>
+                <w:rStyle w:val="FootnoteReference"/>
+                <w:rtl/>
+              </w:rPr>
+              <w:footnoteReference w:id="23"/>
+            </w:r>
+            <w:r>
+              <w:rPr>
+                <w:rtl/>
+              </w:rPr>
+              <w:t xml:space="preserve"> </w:t>
+            </w:r>
+            <w:r>
+              <w:rPr>
+                <w:rtl/>
+              </w:rPr>
+              <w:t xml:space="preserve">با کارفرمای فعلی حفظ می‌شه.</w:t>
             </w:r>
           </w:p>
         </w:tc>
@@ -743,7 +833,7 @@
         <w:rPr>
           <w:rtl/>
         </w:rPr>
-        <w:t xml:space="preserve">، خاموش نذار. penalty نامرئی خاموش گذاشتن toggle، از ریسک سیگنال عمومی روشن کردنش روی «فقط Recruiter» بزرگ‌تره.</w:t>
+        <w:t xml:space="preserve">، خاموش نذار. penalty نامرئی خاموش گذاشتن toggle، از ریسک سیگنال عمومی روشن کردنش بزرگ‌تره.</w:t>
       </w:r>
     </w:p>
     <w:p>
@@ -760,8 +850,8 @@
         </w:pict>
       </w:r>
     </w:p>
-    <w:bookmarkEnd w:id="20"/>
-    <w:bookmarkStart w:id="26" w:name="فرمول-headline"/>
+    <w:bookmarkEnd w:id="24"/>
+    <w:bookmarkStart w:id="31" w:name="فرمول-headline"/>
     <w:p>
       <w:pPr>
         <w:pStyle w:val="Heading2"/>
@@ -784,7 +874,26 @@
         <w:rPr>
           <w:rtl/>
         </w:rPr>
-        <w:t xml:space="preserve">headline لینکدینت پرلوریج‌ترین فیلد پروفایلته برای جست‌وجوی Recruiter. حدود</w:t>
+        <w:t xml:space="preserve">headline لینکدینت پرلوریج‌ترین</w:t>
+      </w:r>
+      <w:r>
+        <w:rPr>
+          <w:rStyle w:val="FootnoteReference"/>
+          <w:rtl/>
+        </w:rPr>
+        <w:footnoteReference w:id="25"/>
+      </w:r>
+      <w:r>
+        <w:rPr>
+          <w:rtl/>
+        </w:rPr>
+        <w:t xml:space="preserve"> </w:t>
+      </w:r>
+      <w:r>
+        <w:rPr>
+          <w:rtl/>
+        </w:rPr>
+        <w:t xml:space="preserve">فیلد پروفایلته برای جست‌وجوی Recruiter. حدود</w:t>
       </w:r>
       <w:r>
         <w:rPr>
@@ -849,10 +958,10 @@
         <w:rPr>
           <w:rtl/>
         </w:rPr>
-        <w:t xml:space="preserve">سه slot سه کار متفاوت می‌کنن. Slot اول کد / کلمهٔ کلیدی رو می‌زنه. Slot دوم تو رو به یه نیش خاص می‌بره که recruiter آنتخاب کمتری داره (متخصص‌ها بالاتر از generalist ها رتبه می‌گیرن). Slot سوم نسخهٔ هفت‌کلمه‌ای خط header resume فصل ۵ ه.</w:t>
-      </w:r>
-    </w:p>
-    <w:bookmarkStart w:id="25" w:name="دوازده-مثال-کارشده"/>
+        <w:t xml:space="preserve">سه slot سه کار متفاوت می‌کنن. Slot اول کد / کلمهٔ کلیدی رو می‌زنه. Slot دوم تو رو به یه نیش خاص می‌بره که recruiter انتخاب کمتری داره (متخصص‌ها بالاتر از generalist ها رتبه می‌گیرن). Slot سوم نسخهٔ شش‌کلمه‌ای خط header resume فصل ۵ ه.</w:t>
+      </w:r>
+    </w:p>
+    <w:bookmarkStart w:id="30" w:name="دوازده-مثال-کارشده"/>
     <w:p>
       <w:pPr>
         <w:pStyle w:val="Heading3"/>
@@ -918,7 +1027,7 @@
           <w:rStyle w:val="FootnoteReference"/>
           <w:rtl/>
         </w:rPr>
-        <w:footnoteReference w:id="21"/>
+        <w:footnoteReference w:id="26"/>
       </w:r>
       <w:r>
         <w:rPr>
@@ -954,7 +1063,7 @@
           <w:rStyle w:val="FootnoteReference"/>
           <w:rtl/>
         </w:rPr>
-        <w:footnoteReference w:id="22"/>
+        <w:footnoteReference w:id="27"/>
       </w:r>
       <w:r>
         <w:rPr>
@@ -1055,7 +1164,7 @@
           <w:rStyle w:val="FootnoteReference"/>
           <w:rtl/>
         </w:rPr>
-        <w:footnoteReference w:id="23"/>
+        <w:footnoteReference w:id="28"/>
       </w:r>
       <w:r>
         <w:rPr>
@@ -1156,7 +1265,7 @@
           <w:rStyle w:val="FootnoteReference"/>
           <w:rtl/>
         </w:rPr>
-        <w:footnoteReference w:id="24"/>
+        <w:footnoteReference w:id="29"/>
       </w:r>
     </w:p>
     <w:p>
@@ -1187,7 +1296,7 @@
           <w:bCs/>
           <w:b/>
         </w:rPr>
-        <w:t xml:space="preserve">دقت کن هیچ‌کدوم از این‌ها این‌ها رو نمیگه:</w:t>
+        <w:t xml:space="preserve">دقت کن هیچ‌کدوم از موارد بالا، این‌ها رو نمیگه:</w:t>
       </w:r>
       <w:r>
         <w:rPr>
@@ -1360,9 +1469,9 @@
         </w:pict>
       </w:r>
     </w:p>
-    <w:bookmarkEnd w:id="25"/>
-    <w:bookmarkEnd w:id="26"/>
-    <w:bookmarkStart w:id="28" w:name="Xb90053f7ccfd3f251b21fe110b791098413b5b3"/>
+    <w:bookmarkEnd w:id="30"/>
+    <w:bookmarkEnd w:id="31"/>
+    <w:bookmarkStart w:id="33" w:name="Xb90053f7ccfd3f251b21fe110b791098413b5b3"/>
     <w:p>
       <w:pPr>
         <w:pStyle w:val="Heading2"/>
@@ -1444,7 +1553,7 @@
           <w:rStyle w:val="FootnoteReference"/>
           <w:rtl/>
         </w:rPr>
-        <w:footnoteReference w:id="27"/>
+        <w:footnoteReference w:id="32"/>
       </w:r>
       <w:r>
         <w:rPr>
@@ -1508,7 +1617,7 @@
           <w:bCs/>
           <w:b/>
         </w:rPr>
-        <w:t xml:space="preserve">قانون ۲: endorsement روی سه تای اول بگیر، نه هفت تای پایین.</w:t>
+        <w:t xml:space="preserve">قانون ۲: endorsement روی سه تای اول بگیر، نه روی هفت تای پایین.</w:t>
       </w:r>
     </w:p>
     <w:p>
@@ -1558,7 +1667,33 @@
         <w:rPr>
           <w:rtl/>
         </w:rPr>
-        <w:t xml:space="preserve">عدد «دو برابر» توی heading این section، marketing نیست. چیزیه که وقتی از سه skill pin شده با دو endorsement به ده skill pin شده با ۱۵ endorsement می‌ری، اتفاق می‌افته — مقالهٔ تحقیقاتی خود LinkedIn دربارهٔ مدل‌های Recruiter-rank در ۲۰۲۴ اینو مستند کرده. این بالاترین ROI حرکت این فصله.</w:t>
+        <w:t xml:space="preserve">عدد «دو برابر» توی heading این section، marketing نیست. چیزیه که وقتی از سه skill pin شده با دو endorsement به ده skill pin شده با ۱۵ endorsement می‌ری، اتفاق می‌افته — بر اساس گزارش‌های عمومی</w:t>
+      </w:r>
+      <w:r>
+        <w:rPr>
+          <w:rtl/>
+        </w:rPr>
+        <w:t xml:space="preserve"> </w:t>
+      </w:r>
+      <w:r>
+        <w:rPr>
+          <w:rtl/>
+          <w:bCs/>
+          <w:b/>
+        </w:rPr>
+        <w:t xml:space="preserve">LinkedIn Talent Insights</w:t>
+      </w:r>
+      <w:r>
+        <w:rPr>
+          <w:rtl/>
+        </w:rPr>
+        <w:t xml:space="preserve"> </w:t>
+      </w:r>
+      <w:r>
+        <w:rPr>
+          <w:rtl/>
+        </w:rPr>
+        <w:t xml:space="preserve">دربارهٔ نحوهٔ رتبه‌بندی relevance، این بالاترین ROI حرکت این فصله.</w:t>
       </w:r>
     </w:p>
     <w:p>
@@ -1575,8 +1710,8 @@
         </w:pict>
       </w:r>
     </w:p>
-    <w:bookmarkEnd w:id="28"/>
-    <w:bookmarkStart w:id="29" w:name="سه-حرکت-عملی-این-هفته"/>
+    <w:bookmarkEnd w:id="33"/>
+    <w:bookmarkStart w:id="35" w:name="سه-حرکت-عملی-این-هفته"/>
     <w:p>
       <w:pPr>
         <w:pStyle w:val="Heading2"/>
@@ -1677,7 +1812,26 @@
         <w:rPr>
           <w:rtl/>
         </w:rPr>
-        <w:t xml:space="preserve">اگه فقط یکی از این سه رو انجام می‌دی، #۳ رو انجام بده. تنها یکیه که paper trail داره.</w:t>
+        <w:t xml:space="preserve">اگه فقط یکی از این سه رو انجام می‌دی، #۳ رو انجام بده. تنها یکیه که paper trail</w:t>
+      </w:r>
+      <w:r>
+        <w:rPr>
+          <w:rStyle w:val="FootnoteReference"/>
+          <w:rtl/>
+        </w:rPr>
+        <w:footnoteReference w:id="34"/>
+      </w:r>
+      <w:r>
+        <w:rPr>
+          <w:rtl/>
+        </w:rPr>
+        <w:t xml:space="preserve"> </w:t>
+      </w:r>
+      <w:r>
+        <w:rPr>
+          <w:rtl/>
+        </w:rPr>
+        <w:t xml:space="preserve">داره.</w:t>
       </w:r>
     </w:p>
     <w:p>
@@ -1694,8 +1848,8 @@
         </w:pict>
       </w:r>
     </w:p>
-    <w:bookmarkEnd w:id="29"/>
-    <w:bookmarkStart w:id="30" w:name="صفحه-screenshot"/>
+    <w:bookmarkEnd w:id="35"/>
+    <w:bookmarkStart w:id="36" w:name="صفحه-screenshot"/>
     <w:p>
       <w:pPr>
         <w:pStyle w:val="Heading2"/>
@@ -1838,23 +1992,23 @@
               <w:rPr>
                 <w:rtl/>
               </w:rPr>
-              <w:t xml:space="preserve">lift رتبه جست‌وجوی Recruiter از تنظیم درست Open-to-Work</w:t>
-            </w:r>
-          </w:p>
-        </w:tc>
-        <w:tc>
-          <w:tcPr/>
-          <w:p>
-            <w:pPr>
-              <w:pStyle w:val="Compact"/>
-              <w:bidi/>
-              <w:jc w:val="right"/>
-            </w:pPr>
-            <w:r>
-              <w:rPr>
-                <w:rtl/>
-              </w:rPr>
-              <w:t xml:space="preserve">معنی‌دار (متغیر با بازار)</w:t>
+              <w:t xml:space="preserve">lift رتبهٔ جست‌وجوی Recruiter از تنظیم درست Open-to-Work</w:t>
+            </w:r>
+          </w:p>
+        </w:tc>
+        <w:tc>
+          <w:tcPr/>
+          <w:p>
+            <w:pPr>
+              <w:pStyle w:val="Compact"/>
+              <w:bidi/>
+              <w:jc w:val="right"/>
+            </w:pPr>
+            <w:r>
+              <w:rPr>
+                <w:rtl/>
+              </w:rPr>
+              <w:t xml:space="preserve">معنی‌دار</w:t>
             </w:r>
           </w:p>
         </w:tc>
@@ -2085,11 +2239,11 @@
         <w:rPr>
           <w:rtl/>
         </w:rPr>
-        <w:t xml:space="preserve">فصل ۷ Part 2 رو با تبدیل همه چیزی که تا اینجا داشتیم به template resume ATS-safe می‌بنده — همون فایل فیزیکی‌ای که برای پانصد application بعدی attach می‌کنی.</w:t>
-      </w:r>
-    </w:p>
-    <w:bookmarkEnd w:id="30"/>
-    <w:bookmarkEnd w:id="31"/>
+        <w:t xml:space="preserve">فصل ۷ Part 2 رو با تبدیل همه‌چیزی که تا اینجا داشتیم به template resume ATS-safe می‌بنده — همون فایل فیزیکی‌ای که برای پانصد application بعدی attach می‌کنی.</w:t>
+      </w:r>
+    </w:p>
+    <w:bookmarkEnd w:id="36"/>
+    <w:bookmarkEnd w:id="37"/>
     <w:sectPr/>
   </w:body>
 </w:document>
@@ -2129,7 +2283,7 @@
       </w:r>
     </w:p>
   </w:footnote>
-  <w:footnote w:id="21">
+  <w:footnote w:id="20">
     <w:p>
       <w:pPr>
         <w:pStyle w:val="FootnoteText"/>
@@ -2155,19 +2309,49 @@
           <w:bCs/>
           <w:b/>
         </w:rPr>
-        <w:t xml:space="preserve">dbt</w:t>
-      </w:r>
-      <w:r>
-        <w:rPr>
-          <w:rtl/>
-        </w:rPr>
-        <w:t xml:space="preserve"> </w:t>
-      </w:r>
-      <w:r>
-        <w:rPr>
-          <w:rtl/>
-        </w:rPr>
-        <w:t xml:space="preserve">(data build tool): یه ابزار تبدیل داده که مهندسان داده برای مدل‌کردن warehouse با SQL استفاده می‌کنن. توی حوزهٔ data engineering از استانداردهای فعلیه.</w:t>
+        <w:t xml:space="preserve">completeness</w:t>
+      </w:r>
+      <w:r>
+        <w:rPr>
+          <w:rtl/>
+        </w:rPr>
+        <w:t xml:space="preserve">: کامل بودن پروفایل. LinkedIn به پروفایل‌هایی که همهٔ فیلدها (photo, headline, About, experience, skills, education) رو پر کردن، rank بالاتر می‌ده. پروفایل نیمه‌کامل، بلافاصله چند رتبه پایین می‌ره.</w:t>
+      </w:r>
+    </w:p>
+  </w:footnote>
+  <w:footnote w:id="21">
+    <w:p>
+      <w:pPr>
+        <w:pStyle w:val="FootnoteText"/>
+        <w:bidi/>
+        <w:jc w:val="right"/>
+      </w:pPr>
+      <w:r>
+        <w:rPr>
+          <w:rStyle w:val="FootnoteReference"/>
+          <w:rtl/>
+        </w:rPr>
+        <w:footnoteRef/>
+      </w:r>
+      <w:r>
+        <w:rPr>
+          <w:rtl/>
+        </w:rPr>
+        <w:t xml:space="preserve"> </w:t>
+      </w:r>
+      <w:r>
+        <w:rPr>
+          <w:rtl/>
+          <w:bCs/>
+          <w:b/>
+        </w:rPr>
+        <w:t xml:space="preserve">closed-ended permit</w:t>
+      </w:r>
+      <w:r>
+        <w:rPr>
+          <w:rtl/>
+        </w:rPr>
+        <w:t xml:space="preserve">: permit با تاریخ انقضای معلوم و بدون تمدید خودکار. برخلاف PR که دائمیه. PGWP، BOWP، OPT، H-1B همه closed-ended هستن.</w:t>
       </w:r>
     </w:p>
   </w:footnote>
@@ -2197,13 +2381,13 @@
           <w:bCs/>
           <w:b/>
         </w:rPr>
-        <w:t xml:space="preserve">LLM fine-tuning</w:t>
-      </w:r>
-      <w:r>
-        <w:rPr>
-          <w:rtl/>
-        </w:rPr>
-        <w:t xml:space="preserve">: fine-tune کردن مدل زبانی. فرآیند سفارشی کردن یه مدل هوش مصنوعی از پیش آموزش‌دیده برای یه task یا domain خاص با داده‌های کوچک‌تر.</w:t>
+        <w:t xml:space="preserve">I-983 (STEM Training Plan)</w:t>
+      </w:r>
+      <w:r>
+        <w:rPr>
+          <w:rtl/>
+        </w:rPr>
+        <w:t xml:space="preserve">: فرم دولت آمریکا که کارفرما و کارگر STEM-OPT هر دو امضا می‌کنن. کارفرما تعهد می‌ده به آموزش رسمی و ارزیابی دوره‌ای؛ اگه قبل از پایان دوره کارگر رو از دست بده، مجبوره USCIS رو ظرف ۵ روز مطلع کنه.</w:t>
       </w:r>
     </w:p>
   </w:footnote>
@@ -2233,23 +2417,17 @@
           <w:bCs/>
           <w:b/>
         </w:rPr>
-        <w:t xml:space="preserve">FP&amp;A</w:t>
-      </w:r>
-      <w:r>
-        <w:rPr>
-          <w:rtl/>
-        </w:rPr>
-        <w:t xml:space="preserve"> </w:t>
-      </w:r>
-      <w:r>
-        <w:rPr>
-          <w:rtl/>
-        </w:rPr>
-        <w:t xml:space="preserve">(Financial Planning &amp; Analysis): برنامه‌ریزی و تحلیل مالی. بخشی از تیم finance که budget، forecast و تحلیل عملکرد رو انجام می‌ده. برای شرکت‌های SaaS معمولاً metric های recurring revenue مثل ARR/MRR رو دنبال می‌کنه.</w:t>
+        <w:t xml:space="preserve">plausible deniability</w:t>
+      </w:r>
+      <w:r>
+        <w:rPr>
+          <w:rtl/>
+        </w:rPr>
+        <w:t xml:space="preserve">: انکارپذیری منطقی. توی این متن یعنی می‌تونی به کارفرمای فعلی بگی «نمی‌دونستم recruiter بهم پیام می‌ده» بدون این‌که ثابت بشه فعالانه دنبال کار جدید بودی.</w:t>
       </w:r>
     </w:p>
   </w:footnote>
-  <w:footnote w:id="24">
+  <w:footnote w:id="25">
     <w:p>
       <w:pPr>
         <w:pStyle w:val="FootnoteText"/>
@@ -2275,19 +2453,55 @@
           <w:bCs/>
           <w:b/>
         </w:rPr>
-        <w:t xml:space="preserve">GTA</w:t>
-      </w:r>
-      <w:r>
-        <w:rPr>
-          <w:rtl/>
-        </w:rPr>
-        <w:t xml:space="preserve"> </w:t>
-      </w:r>
-      <w:r>
-        <w:rPr>
-          <w:rtl/>
-        </w:rPr>
-        <w:t xml:space="preserve">(Greater Toronto Area): منطقهٔ کلانشهری تورنتو. شامل تورنتو و شهرهای اطرافش مثل Mississauga، Brampton، Markham، Vaughan.</w:t>
+        <w:t xml:space="preserve">leverage</w:t>
+      </w:r>
+      <w:r>
+        <w:rPr>
+          <w:rtl/>
+        </w:rPr>
+        <w:t xml:space="preserve">: اهرم، بیشترین بازدهی از کمترین تلاش. توی این متن یعنی فیلدی که هر ادیت روش بیشترین اثر رو داره.</w:t>
+      </w:r>
+    </w:p>
+  </w:footnote>
+  <w:footnote w:id="26">
+    <w:p>
+      <w:pPr>
+        <w:pStyle w:val="FootnoteText"/>
+        <w:bidi/>
+        <w:jc w:val="right"/>
+      </w:pPr>
+      <w:r>
+        <w:rPr>
+          <w:rStyle w:val="FootnoteReference"/>
+          <w:rtl/>
+        </w:rPr>
+        <w:footnoteRef/>
+      </w:r>
+      <w:r>
+        <w:rPr>
+          <w:rtl/>
+        </w:rPr>
+        <w:t xml:space="preserve"> </w:t>
+      </w:r>
+      <w:r>
+        <w:rPr>
+          <w:rtl/>
+          <w:bCs/>
+          <w:b/>
+        </w:rPr>
+        <w:t xml:space="preserve">dbt</w:t>
+      </w:r>
+      <w:r>
+        <w:rPr>
+          <w:rtl/>
+        </w:rPr>
+        <w:t xml:space="preserve"> </w:t>
+      </w:r>
+      <w:r>
+        <w:rPr>
+          <w:rtl/>
+        </w:rPr>
+        <w:t xml:space="preserve">(data build tool): یه ابزار تبدیل داده که مهندسان داده برای مدل‌کردن warehouse با SQL استفاده می‌کنن. توی حوزهٔ data engineering از استانداردهای فعلی‌ه.</w:t>
       </w:r>
     </w:p>
   </w:footnote>
@@ -2317,6 +2531,126 @@
           <w:bCs/>
           <w:b/>
         </w:rPr>
+        <w:t xml:space="preserve">LLM fine-tuning</w:t>
+      </w:r>
+      <w:r>
+        <w:rPr>
+          <w:rtl/>
+        </w:rPr>
+        <w:t xml:space="preserve">: fine-tune کردن مدل زبانی. فرآیند سفارشی‌کردن یه مدل هوش مصنوعی از پیش آموزش‌دیده برای یه task یا domain خاص با داده‌های کوچک‌تر.</w:t>
+      </w:r>
+    </w:p>
+  </w:footnote>
+  <w:footnote w:id="28">
+    <w:p>
+      <w:pPr>
+        <w:pStyle w:val="FootnoteText"/>
+        <w:bidi/>
+        <w:jc w:val="right"/>
+      </w:pPr>
+      <w:r>
+        <w:rPr>
+          <w:rStyle w:val="FootnoteReference"/>
+          <w:rtl/>
+        </w:rPr>
+        <w:footnoteRef/>
+      </w:r>
+      <w:r>
+        <w:rPr>
+          <w:rtl/>
+        </w:rPr>
+        <w:t xml:space="preserve"> </w:t>
+      </w:r>
+      <w:r>
+        <w:rPr>
+          <w:rtl/>
+          <w:bCs/>
+          <w:b/>
+        </w:rPr>
+        <w:t xml:space="preserve">FP&amp;A</w:t>
+      </w:r>
+      <w:r>
+        <w:rPr>
+          <w:rtl/>
+        </w:rPr>
+        <w:t xml:space="preserve"> </w:t>
+      </w:r>
+      <w:r>
+        <w:rPr>
+          <w:rtl/>
+        </w:rPr>
+        <w:t xml:space="preserve">(Financial Planning &amp; Analysis): برنامه‌ریزی و تحلیل مالی. بخشی از تیم finance که budget، forecast و تحلیل عملکرد رو انجام می‌ده. برای شرکت‌های SaaS معمولاً metric های recurring revenue مثل ARR/MRR رو دنبال می‌کنه.</w:t>
+      </w:r>
+    </w:p>
+  </w:footnote>
+  <w:footnote w:id="29">
+    <w:p>
+      <w:pPr>
+        <w:pStyle w:val="FootnoteText"/>
+        <w:bidi/>
+        <w:jc w:val="right"/>
+      </w:pPr>
+      <w:r>
+        <w:rPr>
+          <w:rStyle w:val="FootnoteReference"/>
+          <w:rtl/>
+        </w:rPr>
+        <w:footnoteRef/>
+      </w:r>
+      <w:r>
+        <w:rPr>
+          <w:rtl/>
+        </w:rPr>
+        <w:t xml:space="preserve"> </w:t>
+      </w:r>
+      <w:r>
+        <w:rPr>
+          <w:rtl/>
+          <w:bCs/>
+          <w:b/>
+        </w:rPr>
+        <w:t xml:space="preserve">GTA</w:t>
+      </w:r>
+      <w:r>
+        <w:rPr>
+          <w:rtl/>
+        </w:rPr>
+        <w:t xml:space="preserve"> </w:t>
+      </w:r>
+      <w:r>
+        <w:rPr>
+          <w:rtl/>
+        </w:rPr>
+        <w:t xml:space="preserve">(Greater Toronto Area): منطقهٔ کلانشهری تورنتو. شامل تورنتو و شهرهای اطرافش مثل Mississauga، Brampton، Markham، Vaughan.</w:t>
+      </w:r>
+    </w:p>
+  </w:footnote>
+  <w:footnote w:id="32">
+    <w:p>
+      <w:pPr>
+        <w:pStyle w:val="FootnoteText"/>
+        <w:bidi/>
+        <w:jc w:val="right"/>
+      </w:pPr>
+      <w:r>
+        <w:rPr>
+          <w:rStyle w:val="FootnoteReference"/>
+          <w:rtl/>
+        </w:rPr>
+        <w:footnoteRef/>
+      </w:r>
+      <w:r>
+        <w:rPr>
+          <w:rtl/>
+        </w:rPr>
+        <w:t xml:space="preserve"> </w:t>
+      </w:r>
+      <w:r>
+        <w:rPr>
+          <w:rtl/>
+          <w:bCs/>
+          <w:b/>
+        </w:rPr>
         <w:t xml:space="preserve">endorsement</w:t>
       </w:r>
       <w:r>
@@ -2324,6 +2658,42 @@
           <w:rtl/>
         </w:rPr>
         <w:t xml:space="preserve">: تأیید در LinkedIn. وقتی یه connection ت با یه کلیک تأیید می‌کنه که تو یه skill خاص رو داری. متفاوت از recommendation (که یه متن نوشتاری کامله).</w:t>
+      </w:r>
+    </w:p>
+  </w:footnote>
+  <w:footnote w:id="34">
+    <w:p>
+      <w:pPr>
+        <w:pStyle w:val="FootnoteText"/>
+        <w:bidi/>
+        <w:jc w:val="right"/>
+      </w:pPr>
+      <w:r>
+        <w:rPr>
+          <w:rStyle w:val="FootnoteReference"/>
+          <w:rtl/>
+        </w:rPr>
+        <w:footnoteRef/>
+      </w:r>
+      <w:r>
+        <w:rPr>
+          <w:rtl/>
+        </w:rPr>
+        <w:t xml:space="preserve"> </w:t>
+      </w:r>
+      <w:r>
+        <w:rPr>
+          <w:rtl/>
+          <w:bCs/>
+          <w:b/>
+        </w:rPr>
+        <w:t xml:space="preserve">paper trail</w:t>
+      </w:r>
+      <w:r>
+        <w:rPr>
+          <w:rtl/>
+        </w:rPr>
+        <w:t xml:space="preserve">: ردپای مستند. توی این متن یعنی چیزی که بعداً می‌شه به‌عنوان مدرک ازش استفاده کرد — endorsement روی پروفایلت باقی می‌مونه و هر recruiter می‌تونه ببینتش.</w:t>
       </w:r>
     </w:p>
   </w:footnote>
